--- a/policies/build/masters_hco/HCO.PRE.8_v2_master.docx
+++ b/policies/build/masters_hco/HCO.PRE.8_v2_master.docx
@@ -2319,7 +2319,7 @@
 OE — Objective Element
 PRE — Patient Rights and Education (NABH Hospitals chapter)
 PREM — Patient-Reported Experience Measure
-SPIKES — Setting, Perception, Invitation/information, Knowledge, Empathy, Summarize/strategize (breaking-bad-news model named in the Guidebook)</w:t>
+SPIKES — Setting, Perception, Invitation/information, Knowledge, Empathy, Summarize/strategize (one example breaking-bad-news model named in the Guidebook; NABH does not mandate this specific model — any other named model the hospital adopts and consistently applies satisfies PRE.8)</w:t>
       </w:r>
     </w:p>
     <w:p>
